--- a/paper/draft_paper (2).docx
+++ b/paper/draft_paper (2).docx
@@ -2303,7 +2303,7 @@
                 <w:rFonts w:ascii="Calibri" w:eastAsia="Calibri" w:hAnsi="Calibri" w:cs="Calibri"/>
                 <w:color w:val="000000"/>
               </w:rPr>
-              <w:t>12.8</w:t>
+              <w:t>12.4</w:t>
             </w:r>
           </w:p>
         </w:tc>
@@ -2317,7 +2317,7 @@
                 <w:rFonts w:ascii="Calibri" w:eastAsia="Calibri" w:hAnsi="Calibri" w:cs="Calibri"/>
                 <w:color w:val="000000"/>
               </w:rPr>
-              <w:t>[9.2, 17.5]</w:t>
+              <w:t>[8.9, 17.1]</w:t>
             </w:r>
           </w:p>
         </w:tc>
@@ -2795,7 +2795,7 @@
                 <w:rFonts w:ascii="Calibri" w:eastAsia="Calibri" w:hAnsi="Calibri" w:cs="Calibri"/>
                 <w:color w:val="000000"/>
               </w:rPr>
-              <w:t>12.8%</w:t>
+              <w:t>12.4%</w:t>
             </w:r>
           </w:p>
         </w:tc>
@@ -2809,7 +2809,7 @@
                 <w:rFonts w:ascii="Calibri" w:eastAsia="Calibri" w:hAnsi="Calibri" w:cs="Calibri"/>
                 <w:color w:val="000000"/>
               </w:rPr>
-              <w:t>0.0226</w:t>
+              <w:t>0.0159</w:t>
             </w:r>
           </w:p>
         </w:tc>
@@ -3082,7 +3082,7 @@
           <w:sz w:val="22"/>
           <w:szCs w:val="22"/>
         </w:rPr>
-        <w:t xml:space="preserve">A significant difference emerged for the Static attack (p = 0.0226): </w:t>
+        <w:t xml:space="preserve">A significant difference emerged for the Static attack (p = 0.0159): </w:t>
       </w:r>
       <w:proofErr w:type="spellStart"/>
       <w:r>
@@ -3100,7 +3100,7 @@
           <w:sz w:val="22"/>
           <w:szCs w:val="22"/>
         </w:rPr>
-        <w:t xml:space="preserve"> reduces attack success rate from 20.8% to 12.8% against this attack. No other attack type reached significance (Adaptive p = 0.4268, Fragmented p = 0.2109, </w:t>
+        <w:t xml:space="preserve"> reduces attack success rate from 20.8% to 12.4% against this attack. No other attack type reached significance (Adaptive p = 0.4268, Fragmented p = 0.2109, </w:t>
       </w:r>
       <w:proofErr w:type="spellStart"/>
       <w:r>
@@ -3126,15 +3126,7 @@
           <w:sz w:val="22"/>
           <w:szCs w:val="22"/>
         </w:rPr>
-        <w:t>.3497). These results use the conservative treatment of unresolved judge verdicts described in Section 6.2; as noted there, the Static result specifically is sensitive to this treatment, and we report it with that caveat attached rather than as a fully set</w:t>
-      </w:r>
-      <w:r>
-        <w:rPr>
-          <w:rFonts w:ascii="Calibri" w:eastAsia="Calibri" w:hAnsi="Calibri" w:cs="Calibri"/>
-          <w:sz w:val="22"/>
-          <w:szCs w:val="22"/>
-        </w:rPr>
-        <w:t>tled finding.</w:t>
+        <w:t>.3497). These results use the conservative treatment of unresolved judge verdicts described in Section 6.2.</w:t>
       </w:r>
     </w:p>
     <w:p>
@@ -3355,15 +3347,15 @@
           <w:sz w:val="22"/>
           <w:szCs w:val="22"/>
         </w:rPr>
-        <w:t xml:space="preserve"> low false-positive rate (1.0%) indicates that its lack of a statistically demonstrable ASR reduction is not attributable to indiscriminate blocking — it is selective, but its s</w:t>
-      </w:r>
-      <w:r>
-        <w:rPr>
-          <w:rFonts w:ascii="Calibri" w:eastAsia="Calibri" w:hAnsi="Calibri" w:cs="Calibri"/>
-          <w:sz w:val="22"/>
-          <w:szCs w:val="22"/>
-        </w:rPr>
-        <w:t>electivity does not translate into a measurable robustness advantage against three of the four attack types tested.</w:t>
+        <w:t xml:space="preserve"> low false-positive rate (1.0%) indicates that its lack of a statistically demonstrable ASR reduction is not attr</w:t>
+      </w:r>
+      <w:r>
+        <w:rPr>
+          <w:rFonts w:ascii="Calibri" w:eastAsia="Calibri" w:hAnsi="Calibri" w:cs="Calibri"/>
+          <w:sz w:val="22"/>
+          <w:szCs w:val="22"/>
+        </w:rPr>
+        <w:t>ibutable to indiscriminate blocking — it is selective, but its selectivity does not translate into a measurable robustness advantage against three of the four attack types tested.</w:t>
       </w:r>
     </w:p>
     <w:p>
@@ -3385,42 +3377,50 @@
           <w:sz w:val="22"/>
           <w:szCs w:val="22"/>
         </w:rPr>
+        <w:t>Across both defense conditions, the Fragmented atta</w:t>
+      </w:r>
+      <w:r>
+        <w:rPr>
+          <w:rFonts w:ascii="Calibri" w:eastAsia="Calibri" w:hAnsi="Calibri" w:cs="Calibri"/>
+          <w:sz w:val="22"/>
+          <w:szCs w:val="22"/>
+        </w:rPr>
+        <w:t xml:space="preserve">ck shows the lowest utility preservation when successful (75.6% under No Defense, 49.6% under </w:t>
+      </w:r>
+      <w:proofErr w:type="spellStart"/>
+      <w:r>
+        <w:rPr>
+          <w:rFonts w:ascii="Calibri" w:eastAsia="Calibri" w:hAnsi="Calibri" w:cs="Calibri"/>
+          <w:sz w:val="22"/>
+          <w:szCs w:val="22"/>
+        </w:rPr>
+        <w:t>PromptGuard</w:t>
+      </w:r>
+      <w:proofErr w:type="spellEnd"/>
+      <w:r>
+        <w:rPr>
+          <w:rFonts w:ascii="Calibri" w:eastAsia="Calibri" w:hAnsi="Calibri" w:cs="Calibri"/>
+          <w:sz w:val="22"/>
+          <w:szCs w:val="22"/>
+        </w:rPr>
+        <w:t xml:space="preserve">), notably lower than the other three attack types (each ≥69% under both conditions). This suggests that even when fragmentation succeeds </w:t>
+      </w:r>
+      <w:r>
+        <w:rPr>
+          <w:rFonts w:ascii="Calibri" w:eastAsia="Calibri" w:hAnsi="Calibri" w:cs="Calibri"/>
+          <w:sz w:val="22"/>
+          <w:szCs w:val="22"/>
+        </w:rPr>
         <w:lastRenderedPageBreak/>
-        <w:t xml:space="preserve">Across both defense conditions, the Fragmented attack shows the lowest utility preservation when successful (75.6% </w:t>
-      </w:r>
-      <w:r>
-        <w:rPr>
-          <w:rFonts w:ascii="Calibri" w:eastAsia="Calibri" w:hAnsi="Calibri" w:cs="Calibri"/>
-          <w:sz w:val="22"/>
-          <w:szCs w:val="22"/>
-        </w:rPr>
-        <w:t xml:space="preserve">under No Defense, 49.6% under </w:t>
-      </w:r>
-      <w:proofErr w:type="spellStart"/>
-      <w:r>
-        <w:rPr>
-          <w:rFonts w:ascii="Calibri" w:eastAsia="Calibri" w:hAnsi="Calibri" w:cs="Calibri"/>
-          <w:sz w:val="22"/>
-          <w:szCs w:val="22"/>
-        </w:rPr>
-        <w:t>PromptGuard</w:t>
-      </w:r>
-      <w:proofErr w:type="spellEnd"/>
-      <w:r>
-        <w:rPr>
-          <w:rFonts w:ascii="Calibri" w:eastAsia="Calibri" w:hAnsi="Calibri" w:cs="Calibri"/>
-          <w:sz w:val="22"/>
-          <w:szCs w:val="22"/>
-        </w:rPr>
-        <w:t>), notably lower than the other three attack types (each ≥69% under both conditions). This suggests that even when fragmentation succeeds in evading a guardrail, the resulting model response is less likely to remain</w:t>
-      </w:r>
-      <w:r>
-        <w:rPr>
-          <w:rFonts w:ascii="Calibri" w:eastAsia="Calibri" w:hAnsi="Calibri" w:cs="Calibri"/>
-          <w:sz w:val="22"/>
-          <w:szCs w:val="22"/>
-        </w:rPr>
-        <w:t xml:space="preserve"> coherent, a cost not captured by ASR alone.</w:t>
+        <w:t xml:space="preserve">in evading a </w:t>
+      </w:r>
+      <w:r>
+        <w:rPr>
+          <w:rFonts w:ascii="Calibri" w:eastAsia="Calibri" w:hAnsi="Calibri" w:cs="Calibri"/>
+          <w:sz w:val="22"/>
+          <w:szCs w:val="22"/>
+        </w:rPr>
+        <w:t>guardrail, the resulting model response is less likely to remain coherent, a cost not captured by ASR alone.</w:t>
       </w:r>
     </w:p>
     <w:p>
@@ -3442,15 +3442,23 @@
           <w:sz w:val="22"/>
           <w:szCs w:val="22"/>
         </w:rPr>
-        <w:t>The overall pattern — a guardrail providing negligible, statistically indistinguishable protection against adaptive-style attacks while showing some (non-significant but directionally consistent) b</w:t>
-      </w:r>
-      <w:r>
-        <w:rPr>
-          <w:rFonts w:ascii="Calibri" w:eastAsia="Calibri" w:hAnsi="Calibri" w:cs="Calibri"/>
-          <w:sz w:val="22"/>
-          <w:szCs w:val="22"/>
-        </w:rPr>
-        <w:t xml:space="preserve">enefit against the simplest static attack — is consistent with prior findings that adaptive attackers erode defense effectiveness across a range of defense architectures [3]. This study contributes two attack strategies not covered by that prior work: </w:t>
+        <w:t>The overall pattern — a guardrail providing negligible, statistically indistinguishable protection against adaptive-style attacks whi</w:t>
+      </w:r>
+      <w:r>
+        <w:rPr>
+          <w:rFonts w:ascii="Calibri" w:eastAsia="Calibri" w:hAnsi="Calibri" w:cs="Calibri"/>
+          <w:sz w:val="22"/>
+          <w:szCs w:val="22"/>
+        </w:rPr>
+        <w:t>le showing some (non-significant but directionally consistent) benefit against the simplest static attack — is consistent with prior findings that adaptive attackers erode defense effectiveness across a range of defense architectures [3]. This study contri</w:t>
+      </w:r>
+      <w:r>
+        <w:rPr>
+          <w:rFonts w:ascii="Calibri" w:eastAsia="Calibri" w:hAnsi="Calibri" w:cs="Calibri"/>
+          <w:sz w:val="22"/>
+          <w:szCs w:val="22"/>
+        </w:rPr>
+        <w:t xml:space="preserve">butes two attack strategies not covered by that prior work: </w:t>
       </w:r>
       <w:proofErr w:type="gramStart"/>
       <w:r>
@@ -3468,15 +3476,7 @@
           <w:sz w:val="22"/>
           <w:szCs w:val="22"/>
         </w:rPr>
-        <w:t xml:space="preserve"> </w:t>
-      </w:r>
-      <w:r>
-        <w:rPr>
-          <w:rFonts w:ascii="Calibri" w:eastAsia="Calibri" w:hAnsi="Calibri" w:cs="Calibri"/>
-          <w:sz w:val="22"/>
-          <w:szCs w:val="22"/>
-        </w:rPr>
-        <w:t xml:space="preserve">Fragmented attack targets a specific, realistic deployment pattern (per-chunk screening in RAG pipelines) rather than a general adaptive-rewriting capability, and the </w:t>
+        <w:t xml:space="preserve"> Fragmented attack targets a specific, realistic deployment pattern (per-chunk screening in RAG pipelines) rather than a general adaptive-rewriting capability, and the </w:t>
       </w:r>
       <w:proofErr w:type="spellStart"/>
       <w:r>
@@ -3494,23 +3494,31 @@
           <w:sz w:val="22"/>
           <w:szCs w:val="22"/>
         </w:rPr>
-        <w:t>-Adaptive attack demonstrates that off-the-shelf prompt-optimization tooling, not pur</w:t>
-      </w:r>
-      <w:r>
-        <w:rPr>
-          <w:rFonts w:ascii="Calibri" w:eastAsia="Calibri" w:hAnsi="Calibri" w:cs="Calibri"/>
-          <w:sz w:val="22"/>
-          <w:szCs w:val="22"/>
-        </w:rPr>
-        <w:t>pose-built adversarial ML tooling, is sufficient to automatically discover guardrail-evasion strategies. Both observations carry practical implications: guardrail deployments that screen retrieved chunks independently should not assume that per-chunk innoc</w:t>
-      </w:r>
-      <w:r>
-        <w:rPr>
-          <w:rFonts w:ascii="Calibri" w:eastAsia="Calibri" w:hAnsi="Calibri" w:cs="Calibri"/>
-          <w:sz w:val="22"/>
-          <w:szCs w:val="22"/>
-        </w:rPr>
-        <w:t>uousness guarantees safety of the assembled context, and defenders should assume that attackers can use freely available LLM tooling to automate evasion-strategy discovery rather than relying on hand-crafted attack prompts.</w:t>
+        <w:t>-Adaptive attack demo</w:t>
+      </w:r>
+      <w:r>
+        <w:rPr>
+          <w:rFonts w:ascii="Calibri" w:eastAsia="Calibri" w:hAnsi="Calibri" w:cs="Calibri"/>
+          <w:sz w:val="22"/>
+          <w:szCs w:val="22"/>
+        </w:rPr>
+        <w:t>nstrates that off-the-shelf prompt-optimization tooling, not purpose-built adversarial ML tooling, is sufficient to automatically discover guardrail-evasion strategies. Both observations carry practical implications: guardrail deployments that screen retri</w:t>
+      </w:r>
+      <w:r>
+        <w:rPr>
+          <w:rFonts w:ascii="Calibri" w:eastAsia="Calibri" w:hAnsi="Calibri" w:cs="Calibri"/>
+          <w:sz w:val="22"/>
+          <w:szCs w:val="22"/>
+        </w:rPr>
+        <w:t xml:space="preserve">eved chunks independently should not assume that per-chunk innocuousness guarantees safety of the assembled context, and defenders should assume that attackers can use freely available LLM tooling to automate evasion-strategy discovery rather than relying </w:t>
+      </w:r>
+      <w:r>
+        <w:rPr>
+          <w:rFonts w:ascii="Calibri" w:eastAsia="Calibri" w:hAnsi="Calibri" w:cs="Calibri"/>
+          <w:sz w:val="22"/>
+          <w:szCs w:val="22"/>
+        </w:rPr>
+        <w:t>on hand-crafted attack prompts.</w:t>
       </w:r>
     </w:p>
     <w:p>
@@ -3536,10 +3544,7 @@
       </w:r>
       <w:proofErr w:type="spellEnd"/>
       <w:r>
-        <w:t xml:space="preserve"> </w:t>
-      </w:r>
-      <w:r>
-        <w:t>Exclusion</w:t>
+        <w:t xml:space="preserve"> Exclusion</w:t>
       </w:r>
     </w:p>
     <w:p>
@@ -3562,15 +3567,15 @@
           <w:sz w:val="22"/>
           <w:szCs w:val="22"/>
         </w:rPr>
-        <w:t xml:space="preserve"> blocked 100% of the benign evaluation set. Its model documentation states that its notion of legitimate input is limited to “questions or keyword searches” and acknowledges the classifier may be “overly trigger-happy” outside that di</w:t>
-      </w:r>
-      <w:r>
-        <w:rPr>
-          <w:rFonts w:ascii="Calibri" w:eastAsia="Calibri" w:hAnsi="Calibri" w:cs="Calibri"/>
-          <w:sz w:val="22"/>
-          <w:szCs w:val="22"/>
-        </w:rPr>
-        <w:t xml:space="preserve">stribution [6]. Our benign and malicious inputs are phrased as imperative task requests rather than questions, which is consistent with the observed behavior. </w:t>
+        <w:t xml:space="preserve"> blocked 100% of the benign evaluation set. Its model documentation states that its notion of legitimate input is limited to “questions or keyword searches” and acknowled</w:t>
+      </w:r>
+      <w:r>
+        <w:rPr>
+          <w:rFonts w:ascii="Calibri" w:eastAsia="Calibri" w:hAnsi="Calibri" w:cs="Calibri"/>
+          <w:sz w:val="22"/>
+          <w:szCs w:val="22"/>
+        </w:rPr>
+        <w:t xml:space="preserve">ges the classifier may be “overly trigger-happy” outside that distribution [6]. Our benign and malicious inputs are phrased as imperative task requests rather than questions, which is consistent with the observed behavior. </w:t>
       </w:r>
       <w:proofErr w:type="spellStart"/>
       <w:r>
@@ -3588,15 +3593,15 @@
           <w:sz w:val="22"/>
           <w:szCs w:val="22"/>
         </w:rPr>
-        <w:t xml:space="preserve"> ASR results (0% across all attack types) are a direct consequence of this near-uni</w:t>
-      </w:r>
-      <w:r>
-        <w:rPr>
-          <w:rFonts w:ascii="Calibri" w:eastAsia="Calibri" w:hAnsi="Calibri" w:cs="Calibri"/>
-          <w:sz w:val="22"/>
-          <w:szCs w:val="22"/>
-        </w:rPr>
-        <w:t>versal blocking rather than evidence of superior detection capability, and are excluded from the primary comparison accordingly.</w:t>
+        <w:t xml:space="preserve"> ASR results (0% ac</w:t>
+      </w:r>
+      <w:r>
+        <w:rPr>
+          <w:rFonts w:ascii="Calibri" w:eastAsia="Calibri" w:hAnsi="Calibri" w:cs="Calibri"/>
+          <w:sz w:val="22"/>
+          <w:szCs w:val="22"/>
+        </w:rPr>
+        <w:t>ross all attack types) are a direct consequence of this near-universal blocking rather than evidence of superior detection capability, and are excluded from the primary comparison accordingly.</w:t>
       </w:r>
     </w:p>
     <w:p>
@@ -3644,15 +3649,41 @@
           <w:sz w:val="22"/>
           <w:szCs w:val="22"/>
         </w:rPr>
-        <w:t>educe the overall unresolved rate, which remains close to its original level. All results in this paper therefore use the conservative treatment, in which an unresolved verdict is counted as an unsuccessful attack. This is a deliberately cautious choice ra</w:t>
-      </w:r>
-      <w:r>
-        <w:rPr>
-          <w:rFonts w:ascii="Calibri" w:eastAsia="Calibri" w:hAnsi="Calibri" w:cs="Calibri"/>
-          <w:sz w:val="22"/>
-          <w:szCs w:val="22"/>
-        </w:rPr>
-        <w:t xml:space="preserve">ther than a neutral one: a sensitivity check that instead excludes unresolved cases from the denominator shifts several comparisons toward significance, most notably the Static attack, which </w:t>
+        <w:t xml:space="preserve">educe the overall unresolved rate, which remains close to its original level. All results in this paper use the conservative treatment, in which an unresolved verdict is counted as an unsuccessful attack. This is a deliberately cautious choice rather than </w:t>
+      </w:r>
+      <w:r>
+        <w:rPr>
+          <w:rFonts w:ascii="Calibri" w:eastAsia="Calibri" w:hAnsi="Calibri" w:cs="Calibri"/>
+          <w:sz w:val="22"/>
+          <w:szCs w:val="22"/>
+        </w:rPr>
+        <w:t xml:space="preserve">a neutral one: a sensitivity check that instead excludes unresolved cases from the denominator shifts several comparisons toward significance. We independently re-ran the full evaluation pipeline a second time to check the stability of this result: </w:t>
+      </w:r>
+      <w:proofErr w:type="gramStart"/>
+      <w:r>
+        <w:rPr>
+          <w:rFonts w:ascii="Calibri" w:eastAsia="Calibri" w:hAnsi="Calibri" w:cs="Calibri"/>
+          <w:sz w:val="22"/>
+          <w:szCs w:val="22"/>
+        </w:rPr>
+        <w:t>the</w:t>
+      </w:r>
+      <w:proofErr w:type="gramEnd"/>
+      <w:r>
+        <w:rPr>
+          <w:rFonts w:ascii="Calibri" w:eastAsia="Calibri" w:hAnsi="Calibri" w:cs="Calibri"/>
+          <w:sz w:val="22"/>
+          <w:szCs w:val="22"/>
+        </w:rPr>
+        <w:t xml:space="preserve"> Sta</w:t>
+      </w:r>
+      <w:r>
+        <w:rPr>
+          <w:rFonts w:ascii="Calibri" w:eastAsia="Calibri" w:hAnsi="Calibri" w:cs="Calibri"/>
+          <w:sz w:val="22"/>
+          <w:szCs w:val="22"/>
+        </w:rPr>
+        <w:t xml:space="preserve">tic comparison remained significant in both runs (p=0.0226 and p=0.0159 respectively), with the small variation attributable to the non-deterministic retry step rather than to any instability in the underlying finding. We regard the 17.1% unresolved rate </w:t>
       </w:r>
       <w:r>
         <w:rPr>
@@ -3661,23 +3692,15 @@
           <w:szCs w:val="22"/>
         </w:rPr>
         <w:lastRenderedPageBreak/>
-        <w:t>moves from p=0.0517 to p=0.0130 under that alternative treatment.</w:t>
-      </w:r>
-      <w:r>
-        <w:rPr>
-          <w:rFonts w:ascii="Calibri" w:eastAsia="Calibri" w:hAnsi="Calibri" w:cs="Calibri"/>
-          <w:sz w:val="22"/>
-          <w:szCs w:val="22"/>
-        </w:rPr>
-        <w:t xml:space="preserve"> The Static result reported in Section 4.2 (p=0.0226) reflects an intermediate state of this resolution process and should be read alongside this caveat rather than as fully independent of it. We regard this as a disclosed limitation of the automated gradi</w:t>
-      </w:r>
-      <w:r>
-        <w:rPr>
-          <w:rFonts w:ascii="Calibri" w:eastAsia="Calibri" w:hAnsi="Calibri" w:cs="Calibri"/>
-          <w:sz w:val="22"/>
-          <w:szCs w:val="22"/>
-        </w:rPr>
-        <w:t>ng pipeline rather than a resolved issue, and note it as a priority for follow-up work before any claim in this paper is treated as final.</w:t>
+        <w:t>a</w:t>
+      </w:r>
+      <w:r>
+        <w:rPr>
+          <w:rFonts w:ascii="Calibri" w:eastAsia="Calibri" w:hAnsi="Calibri" w:cs="Calibri"/>
+          <w:sz w:val="22"/>
+          <w:szCs w:val="22"/>
+        </w:rPr>
+        <w:t>s a disclosed limitation of the automated grading pipeline and a priority for follow-up work, while noting that the Static result itself has now been observed to replicate across independent runs.</w:t>
       </w:r>
     </w:p>
     <w:p>
@@ -3699,15 +3722,15 @@
           <w:sz w:val="22"/>
           <w:szCs w:val="22"/>
         </w:rPr>
-        <w:t>Approximately 19% of the 250-example malicious evaluation set consists of paraphrased variants</w:t>
-      </w:r>
-      <w:r>
-        <w:rPr>
-          <w:rFonts w:ascii="Calibri" w:eastAsia="Calibri" w:hAnsi="Calibri" w:cs="Calibri"/>
-          <w:sz w:val="22"/>
-          <w:szCs w:val="22"/>
-        </w:rPr>
-        <w:t xml:space="preserve"> of the 203 original </w:t>
+        <w:t>Approximately 19% of the 250-example</w:t>
+      </w:r>
+      <w:r>
+        <w:rPr>
+          <w:rFonts w:ascii="Calibri" w:eastAsia="Calibri" w:hAnsi="Calibri" w:cs="Calibri"/>
+          <w:sz w:val="22"/>
+          <w:szCs w:val="22"/>
+        </w:rPr>
+        <w:t xml:space="preserve"> malicious evaluation set consists of paraphrased variants of the 203 original </w:t>
       </w:r>
       <w:proofErr w:type="spellStart"/>
       <w:r>
@@ -3747,15 +3770,7 @@
           <w:sz w:val="22"/>
           <w:szCs w:val="22"/>
         </w:rPr>
-        <w:t xml:space="preserve">Results are reported for a single target model </w:t>
-      </w:r>
-      <w:r>
-        <w:rPr>
-          <w:rFonts w:ascii="Calibri" w:eastAsia="Calibri" w:hAnsi="Calibri" w:cs="Calibri"/>
-          <w:sz w:val="22"/>
-          <w:szCs w:val="22"/>
-        </w:rPr>
-        <w:t xml:space="preserve">(Qwen2.5-7B-Instruct); generalization to other target model families is untested. The </w:t>
+        <w:t xml:space="preserve">Results are reported for a single target model (Qwen2.5-7B-Instruct); generalization to other target model families is untested. The </w:t>
       </w:r>
       <w:proofErr w:type="spellStart"/>
       <w:r>
@@ -3809,15 +3824,15 @@
           <w:sz w:val="22"/>
           <w:szCs w:val="22"/>
         </w:rPr>
-        <w:t xml:space="preserve"> and the No-Defense condition should be interpreted as a transferabili</w:t>
-      </w:r>
-      <w:r>
-        <w:rPr>
-          <w:rFonts w:ascii="Calibri" w:eastAsia="Calibri" w:hAnsi="Calibri" w:cs="Calibri"/>
-          <w:sz w:val="22"/>
-          <w:szCs w:val="22"/>
-        </w:rPr>
-        <w:t>ty test rather than a per-defense-optimized attack.</w:t>
+        <w:t xml:space="preserve"> and the No-</w:t>
+      </w:r>
+      <w:r>
+        <w:rPr>
+          <w:rFonts w:ascii="Calibri" w:eastAsia="Calibri" w:hAnsi="Calibri" w:cs="Calibri"/>
+          <w:sz w:val="22"/>
+          <w:szCs w:val="22"/>
+        </w:rPr>
+        <w:t>Defense condition should be interpreted as a transferability test rather than a per-defense-optimized attack.</w:t>
       </w:r>
     </w:p>
     <w:p>
@@ -3857,15 +3872,23 @@
           <w:sz w:val="22"/>
           <w:szCs w:val="22"/>
         </w:rPr>
-        <w:t>) provides statistically significant protection only against the simplest, static attack strat</w:t>
-      </w:r>
-      <w:r>
-        <w:rPr>
-          <w:rFonts w:ascii="Calibri" w:eastAsia="Calibri" w:hAnsi="Calibri" w:cs="Calibri"/>
-          <w:sz w:val="22"/>
-          <w:szCs w:val="22"/>
-        </w:rPr>
-        <w:t xml:space="preserve">egy, with no significant protection demonstrated against three more sophisticated strategies -- including both novel contributions of this work (a context-fragmentation attack relevant to RAG deployments, and a </w:t>
+        <w:t>) provides statistically significant</w:t>
+      </w:r>
+      <w:r>
+        <w:rPr>
+          <w:rFonts w:ascii="Calibri" w:eastAsia="Calibri" w:hAnsi="Calibri" w:cs="Calibri"/>
+          <w:sz w:val="22"/>
+          <w:szCs w:val="22"/>
+        </w:rPr>
+        <w:t xml:space="preserve"> protection only against the simplest, static attack strategy, with no significant protection demonstrated against three more sophisticated strategies -- including both novel contributions of this work (a context-fragmentation attack relevant to RAG deploy</w:t>
+      </w:r>
+      <w:r>
+        <w:rPr>
+          <w:rFonts w:ascii="Calibri" w:eastAsia="Calibri" w:hAnsi="Calibri" w:cs="Calibri"/>
+          <w:sz w:val="22"/>
+          <w:szCs w:val="22"/>
+        </w:rPr>
+        <w:t xml:space="preserve">ments, and a </w:t>
       </w:r>
       <w:proofErr w:type="spellStart"/>
       <w:r>
@@ -3883,31 +3906,23 @@
           <w:sz w:val="22"/>
           <w:szCs w:val="22"/>
         </w:rPr>
-        <w:t>-optimized adaptive attack) -- while main</w:t>
-      </w:r>
-      <w:r>
-        <w:rPr>
-          <w:rFonts w:ascii="Calibri" w:eastAsia="Calibri" w:hAnsi="Calibri" w:cs="Calibri"/>
-          <w:sz w:val="22"/>
-          <w:szCs w:val="22"/>
-        </w:rPr>
-        <w:t>taining a low false-positive rate on benign inputs. These findings are consistent with, and extend, prior evidence that adaptive attackers erode the practical effectiveness of prompt-injection defenses, while showing that protection against naive, non-adap</w:t>
-      </w:r>
-      <w:r>
-        <w:rPr>
-          <w:rFonts w:ascii="Calibri" w:eastAsia="Calibri" w:hAnsi="Calibri" w:cs="Calibri"/>
-          <w:sz w:val="22"/>
-          <w:szCs w:val="22"/>
-        </w:rPr>
-        <w:t>tive attacks can remain genuinely robust. Future work includes extending the evaluation to additional target model families and appropriately-calibrated guardrails, and exploring adaptive fragment-count and filler-selection strategies for the Fragmented at</w:t>
-      </w:r>
-      <w:r>
-        <w:rPr>
-          <w:rFonts w:ascii="Calibri" w:eastAsia="Calibri" w:hAnsi="Calibri" w:cs="Calibri"/>
-          <w:sz w:val="22"/>
-          <w:szCs w:val="22"/>
-        </w:rPr>
-        <w:t>tack.</w:t>
+        <w:t>-optimized adaptive attack) -- while maintaining a low false-positive rate on benign inputs. These findings are consistent with, and extend, prior evidence that adaptive attackers erode the practical effectiveness of prompt-injection defen</w:t>
+      </w:r>
+      <w:r>
+        <w:rPr>
+          <w:rFonts w:ascii="Calibri" w:eastAsia="Calibri" w:hAnsi="Calibri" w:cs="Calibri"/>
+          <w:sz w:val="22"/>
+          <w:szCs w:val="22"/>
+        </w:rPr>
+        <w:t>ses, while showing that protection against naive, non-adaptive attacks can remain genuinely robust. Future work includes extending the evaluation to additional target model families and appropriately-calibrated guardrails, and exploring adaptive fragment-c</w:t>
+      </w:r>
+      <w:r>
+        <w:rPr>
+          <w:rFonts w:ascii="Calibri" w:eastAsia="Calibri" w:hAnsi="Calibri" w:cs="Calibri"/>
+          <w:sz w:val="22"/>
+          <w:szCs w:val="22"/>
+        </w:rPr>
+        <w:t>ount and filler-selection strategies for the Fragmented attack.</w:t>
       </w:r>
     </w:p>
     <w:p>
@@ -3996,15 +4011,15 @@
           <w:sz w:val="22"/>
           <w:szCs w:val="22"/>
         </w:rPr>
-        <w:t>, M., Croce, F., Flammarion, N. “Jailbreaking Leading Safety-A</w:t>
-      </w:r>
-      <w:r>
-        <w:rPr>
-          <w:rFonts w:ascii="Calibri" w:eastAsia="Calibri" w:hAnsi="Calibri" w:cs="Calibri"/>
-          <w:sz w:val="22"/>
-          <w:szCs w:val="22"/>
-        </w:rPr>
-        <w:t>ligned LLMs with Simple Adaptive Attacks.” arXiv:2404.02151.</w:t>
+        <w:t>, M.</w:t>
+      </w:r>
+      <w:r>
+        <w:rPr>
+          <w:rFonts w:ascii="Calibri" w:eastAsia="Calibri" w:hAnsi="Calibri" w:cs="Calibri"/>
+          <w:sz w:val="22"/>
+          <w:szCs w:val="22"/>
+        </w:rPr>
+        <w:t>, Croce, F., Flammarion, N. “Jailbreaking Leading Safety-Aligned LLMs with Simple Adaptive Attacks.” arXiv:2404.02151.</w:t>
       </w:r>
     </w:p>
     <w:p>
@@ -4030,95 +4045,95 @@
           <w:sz w:val="22"/>
           <w:szCs w:val="22"/>
         </w:rPr>
+        <w:t xml:space="preserve">[4] </w:t>
+      </w:r>
+      <w:proofErr w:type="spellStart"/>
+      <w:r>
+        <w:rPr>
+          <w:rFonts w:ascii="Calibri" w:eastAsia="Calibri" w:hAnsi="Calibri" w:cs="Calibri"/>
+          <w:sz w:val="22"/>
+          <w:szCs w:val="22"/>
+        </w:rPr>
+        <w:t>Maze</w:t>
+      </w:r>
+      <w:r>
+        <w:rPr>
+          <w:rFonts w:ascii="Calibri" w:eastAsia="Calibri" w:hAnsi="Calibri" w:cs="Calibri"/>
+          <w:sz w:val="22"/>
+          <w:szCs w:val="22"/>
+        </w:rPr>
+        <w:t>ika</w:t>
+      </w:r>
+      <w:proofErr w:type="spellEnd"/>
+      <w:r>
+        <w:rPr>
+          <w:rFonts w:ascii="Calibri" w:eastAsia="Calibri" w:hAnsi="Calibri" w:cs="Calibri"/>
+          <w:sz w:val="22"/>
+          <w:szCs w:val="22"/>
+        </w:rPr>
+        <w:t>, M. et al. “</w:t>
+      </w:r>
+      <w:proofErr w:type="spellStart"/>
+      <w:r>
+        <w:rPr>
+          <w:rFonts w:ascii="Calibri" w:eastAsia="Calibri" w:hAnsi="Calibri" w:cs="Calibri"/>
+          <w:sz w:val="22"/>
+          <w:szCs w:val="22"/>
+        </w:rPr>
+        <w:t>HarmBench</w:t>
+      </w:r>
+      <w:proofErr w:type="spellEnd"/>
+      <w:r>
+        <w:rPr>
+          <w:rFonts w:ascii="Calibri" w:eastAsia="Calibri" w:hAnsi="Calibri" w:cs="Calibri"/>
+          <w:sz w:val="22"/>
+          <w:szCs w:val="22"/>
+        </w:rPr>
+        <w:t>: A Standardized Evaluation Framework for Automated Red Teaming and Robust Refusal.” arXiv:2402.04249.</w:t>
+      </w:r>
+    </w:p>
+    <w:p>
+      <w:pPr>
+        <w:spacing w:after="200" w:line="276" w:lineRule="auto"/>
+      </w:pPr>
+      <w:r>
+        <w:rPr>
+          <w:rFonts w:ascii="Calibri" w:eastAsia="Calibri" w:hAnsi="Calibri" w:cs="Calibri"/>
+          <w:sz w:val="22"/>
+          <w:szCs w:val="22"/>
+        </w:rPr>
+        <w:t xml:space="preserve">[5] </w:t>
+      </w:r>
+      <w:proofErr w:type="spellStart"/>
+      <w:r>
+        <w:rPr>
+          <w:rFonts w:ascii="Calibri" w:eastAsia="Calibri" w:hAnsi="Calibri" w:cs="Calibri"/>
+          <w:sz w:val="22"/>
+          <w:szCs w:val="22"/>
+        </w:rPr>
+        <w:t>ProtectAI</w:t>
+      </w:r>
+      <w:proofErr w:type="spellEnd"/>
+      <w:r>
+        <w:rPr>
+          <w:rFonts w:ascii="Calibri" w:eastAsia="Calibri" w:hAnsi="Calibri" w:cs="Calibri"/>
+          <w:sz w:val="22"/>
+          <w:szCs w:val="22"/>
+        </w:rPr>
+        <w:t>. “deberta-v3-base-prompt-injection-v2” (model card). Hugging Face.</w:t>
+      </w:r>
+    </w:p>
+    <w:p>
+      <w:pPr>
+        <w:spacing w:after="200" w:line="276" w:lineRule="auto"/>
+      </w:pPr>
+      <w:r>
+        <w:rPr>
+          <w:rFonts w:ascii="Calibri" w:eastAsia="Calibri" w:hAnsi="Calibri" w:cs="Calibri"/>
+          <w:sz w:val="22"/>
+          <w:szCs w:val="22"/>
+        </w:rPr>
         <w:lastRenderedPageBreak/>
-        <w:t xml:space="preserve">[4] </w:t>
-      </w:r>
-      <w:proofErr w:type="spellStart"/>
-      <w:r>
-        <w:rPr>
-          <w:rFonts w:ascii="Calibri" w:eastAsia="Calibri" w:hAnsi="Calibri" w:cs="Calibri"/>
-          <w:sz w:val="22"/>
-          <w:szCs w:val="22"/>
-        </w:rPr>
-        <w:t>Mazeika</w:t>
-      </w:r>
-      <w:proofErr w:type="spellEnd"/>
-      <w:r>
-        <w:rPr>
-          <w:rFonts w:ascii="Calibri" w:eastAsia="Calibri" w:hAnsi="Calibri" w:cs="Calibri"/>
-          <w:sz w:val="22"/>
-          <w:szCs w:val="22"/>
-        </w:rPr>
-        <w:t>, M. et al. “</w:t>
-      </w:r>
-      <w:proofErr w:type="spellStart"/>
-      <w:r>
-        <w:rPr>
-          <w:rFonts w:ascii="Calibri" w:eastAsia="Calibri" w:hAnsi="Calibri" w:cs="Calibri"/>
-          <w:sz w:val="22"/>
-          <w:szCs w:val="22"/>
-        </w:rPr>
-        <w:t>HarmBench</w:t>
-      </w:r>
-      <w:proofErr w:type="spellEnd"/>
-      <w:r>
-        <w:rPr>
-          <w:rFonts w:ascii="Calibri" w:eastAsia="Calibri" w:hAnsi="Calibri" w:cs="Calibri"/>
-          <w:sz w:val="22"/>
-          <w:szCs w:val="22"/>
-        </w:rPr>
-        <w:t>: A Standardized Evaluation Frame</w:t>
-      </w:r>
-      <w:r>
-        <w:rPr>
-          <w:rFonts w:ascii="Calibri" w:eastAsia="Calibri" w:hAnsi="Calibri" w:cs="Calibri"/>
-          <w:sz w:val="22"/>
-          <w:szCs w:val="22"/>
-        </w:rPr>
-        <w:t>work for Automated Red Teaming and Robust Refusal.” arXiv:2402.04249.</w:t>
-      </w:r>
-    </w:p>
-    <w:p>
-      <w:pPr>
-        <w:spacing w:after="200" w:line="276" w:lineRule="auto"/>
-      </w:pPr>
-      <w:r>
-        <w:rPr>
-          <w:rFonts w:ascii="Calibri" w:eastAsia="Calibri" w:hAnsi="Calibri" w:cs="Calibri"/>
-          <w:sz w:val="22"/>
-          <w:szCs w:val="22"/>
-        </w:rPr>
-        <w:t xml:space="preserve">[5] </w:t>
-      </w:r>
-      <w:proofErr w:type="spellStart"/>
-      <w:r>
-        <w:rPr>
-          <w:rFonts w:ascii="Calibri" w:eastAsia="Calibri" w:hAnsi="Calibri" w:cs="Calibri"/>
-          <w:sz w:val="22"/>
-          <w:szCs w:val="22"/>
-        </w:rPr>
-        <w:t>ProtectAI</w:t>
-      </w:r>
-      <w:proofErr w:type="spellEnd"/>
-      <w:r>
-        <w:rPr>
-          <w:rFonts w:ascii="Calibri" w:eastAsia="Calibri" w:hAnsi="Calibri" w:cs="Calibri"/>
-          <w:sz w:val="22"/>
-          <w:szCs w:val="22"/>
-        </w:rPr>
-        <w:t>. “deberta-v3-base-prompt-injection-v2” (model card). Hugging Face.</w:t>
-      </w:r>
-    </w:p>
-    <w:p>
-      <w:pPr>
-        <w:spacing w:after="200" w:line="276" w:lineRule="auto"/>
-      </w:pPr>
-      <w:r>
-        <w:rPr>
-          <w:rFonts w:ascii="Calibri" w:eastAsia="Calibri" w:hAnsi="Calibri" w:cs="Calibri"/>
-          <w:sz w:val="22"/>
-          <w:szCs w:val="22"/>
-        </w:rPr>
         <w:t xml:space="preserve">[6] </w:t>
       </w:r>
       <w:proofErr w:type="spellStart"/>
@@ -4137,28 +4152,28 @@
           <w:sz w:val="22"/>
           <w:szCs w:val="22"/>
         </w:rPr>
-        <w:t>. “deberta-v3-base-injection” (model card). Hugging Face.</w:t>
-      </w:r>
-    </w:p>
-    <w:p>
-      <w:pPr>
-        <w:spacing w:after="200" w:line="276" w:lineRule="auto"/>
-      </w:pPr>
-      <w:r>
-        <w:rPr>
-          <w:rFonts w:ascii="Calibri" w:eastAsia="Calibri" w:hAnsi="Calibri" w:cs="Calibri"/>
-          <w:sz w:val="22"/>
-          <w:szCs w:val="22"/>
-        </w:rPr>
-        <w:t>[7] Perez, F., Ribeiro, I. “Ignore P</w:t>
-      </w:r>
-      <w:r>
-        <w:rPr>
-          <w:rFonts w:ascii="Calibri" w:eastAsia="Calibri" w:hAnsi="Calibri" w:cs="Calibri"/>
-          <w:sz w:val="22"/>
-          <w:szCs w:val="22"/>
-        </w:rPr>
-        <w:t xml:space="preserve">revious Prompt: Attack Techniques </w:t>
+        <w:t>. “deberta-v3-base-injection” (model</w:t>
+      </w:r>
+      <w:r>
+        <w:rPr>
+          <w:rFonts w:ascii="Calibri" w:eastAsia="Calibri" w:hAnsi="Calibri" w:cs="Calibri"/>
+          <w:sz w:val="22"/>
+          <w:szCs w:val="22"/>
+        </w:rPr>
+        <w:t xml:space="preserve"> card). Hugging Face.</w:t>
+      </w:r>
+    </w:p>
+    <w:p>
+      <w:pPr>
+        <w:spacing w:after="200" w:line="276" w:lineRule="auto"/>
+      </w:pPr>
+      <w:r>
+        <w:rPr>
+          <w:rFonts w:ascii="Calibri" w:eastAsia="Calibri" w:hAnsi="Calibri" w:cs="Calibri"/>
+          <w:sz w:val="22"/>
+          <w:szCs w:val="22"/>
+        </w:rPr>
+        <w:t xml:space="preserve">[7] Perez, F., Ribeiro, I. “Ignore Previous Prompt: Attack Techniques </w:t>
       </w:r>
       <w:proofErr w:type="gramStart"/>
       <w:r>
@@ -4243,28 +4258,28 @@
           <w:sz w:val="22"/>
           <w:szCs w:val="22"/>
         </w:rPr>
-        <w:t>, J., Gong, N.Z. “Formalizing and Benchmarking Prompt Injection Attacks and Defenses.” 33rd USENIX Security Symposium (USENIX Security 24).</w:t>
-      </w:r>
-    </w:p>
-    <w:p>
-      <w:pPr>
-        <w:spacing w:after="200" w:line="276" w:lineRule="auto"/>
-      </w:pPr>
-      <w:r>
-        <w:rPr>
-          <w:rFonts w:ascii="Calibri" w:eastAsia="Calibri" w:hAnsi="Calibri" w:cs="Calibri"/>
-          <w:sz w:val="22"/>
-          <w:szCs w:val="22"/>
-        </w:rPr>
-        <w:t>[9] Yi,</w:t>
-      </w:r>
-      <w:r>
-        <w:rPr>
-          <w:rFonts w:ascii="Calibri" w:eastAsia="Calibri" w:hAnsi="Calibri" w:cs="Calibri"/>
-          <w:sz w:val="22"/>
-          <w:szCs w:val="22"/>
-        </w:rPr>
-        <w:t xml:space="preserve"> J. et al. “Benchmarking and Defending Against Indirect Prompt Injection Attacks on Large Language Models.” arXiv:2312.14197.</w:t>
+        <w:t>, J., Gong, N.Z. “Formalizing and Benchmarking Prompt Injection Attacks and Defenses.” 33</w:t>
+      </w:r>
+      <w:r>
+        <w:rPr>
+          <w:rFonts w:ascii="Calibri" w:eastAsia="Calibri" w:hAnsi="Calibri" w:cs="Calibri"/>
+          <w:sz w:val="22"/>
+          <w:szCs w:val="22"/>
+        </w:rPr>
+        <w:t>rd USENIX Security Symposium (USENIX Security 24).</w:t>
+      </w:r>
+    </w:p>
+    <w:p>
+      <w:pPr>
+        <w:spacing w:after="200" w:line="276" w:lineRule="auto"/>
+      </w:pPr>
+      <w:r>
+        <w:rPr>
+          <w:rFonts w:ascii="Calibri" w:eastAsia="Calibri" w:hAnsi="Calibri" w:cs="Calibri"/>
+          <w:sz w:val="22"/>
+          <w:szCs w:val="22"/>
+        </w:rPr>
+        <w:t>[9] Yi, J. et al. “Benchmarking and Defending Against Indirect Prompt Injection Attacks on Large Language Models.” arXiv:2312.14197.</w:t>
       </w:r>
     </w:p>
     <w:p>
@@ -4838,100 +4853,100 @@
           <w:sz w:val="22"/>
           <w:szCs w:val="22"/>
         </w:rPr>
+        <w:t xml:space="preserve">[21] Wallace, E., Xiao, K., </w:t>
+      </w:r>
+      <w:proofErr w:type="spellStart"/>
+      <w:r>
+        <w:rPr>
+          <w:rFonts w:ascii="Calibri" w:eastAsia="Calibri" w:hAnsi="Calibri" w:cs="Calibri"/>
+          <w:sz w:val="22"/>
+          <w:szCs w:val="22"/>
+        </w:rPr>
+        <w:t>Leike</w:t>
+      </w:r>
+      <w:proofErr w:type="spellEnd"/>
+      <w:r>
+        <w:rPr>
+          <w:rFonts w:ascii="Calibri" w:eastAsia="Calibri" w:hAnsi="Calibri" w:cs="Calibri"/>
+          <w:sz w:val="22"/>
+          <w:szCs w:val="22"/>
+        </w:rPr>
+        <w:t xml:space="preserve">, R., </w:t>
+      </w:r>
+      <w:proofErr w:type="spellStart"/>
+      <w:r>
+        <w:rPr>
+          <w:rFonts w:ascii="Calibri" w:eastAsia="Calibri" w:hAnsi="Calibri" w:cs="Calibri"/>
+          <w:sz w:val="22"/>
+          <w:szCs w:val="22"/>
+        </w:rPr>
+        <w:t>Weng</w:t>
+      </w:r>
+      <w:proofErr w:type="spellEnd"/>
+      <w:r>
+        <w:rPr>
+          <w:rFonts w:ascii="Calibri" w:eastAsia="Calibri" w:hAnsi="Calibri" w:cs="Calibri"/>
+          <w:sz w:val="22"/>
+          <w:szCs w:val="22"/>
+        </w:rPr>
+        <w:t xml:space="preserve">, L., </w:t>
+      </w:r>
+      <w:proofErr w:type="spellStart"/>
+      <w:r>
+        <w:rPr>
+          <w:rFonts w:ascii="Calibri" w:eastAsia="Calibri" w:hAnsi="Calibri" w:cs="Calibri"/>
+          <w:sz w:val="22"/>
+          <w:szCs w:val="22"/>
+        </w:rPr>
+        <w:t>Heidecke</w:t>
+      </w:r>
+      <w:proofErr w:type="spellEnd"/>
+      <w:r>
+        <w:rPr>
+          <w:rFonts w:ascii="Calibri" w:eastAsia="Calibri" w:hAnsi="Calibri" w:cs="Calibri"/>
+          <w:sz w:val="22"/>
+          <w:szCs w:val="22"/>
+        </w:rPr>
+        <w:t xml:space="preserve">, J., </w:t>
+      </w:r>
+      <w:proofErr w:type="spellStart"/>
+      <w:r>
+        <w:rPr>
+          <w:rFonts w:ascii="Calibri" w:eastAsia="Calibri" w:hAnsi="Calibri" w:cs="Calibri"/>
+          <w:sz w:val="22"/>
+          <w:szCs w:val="22"/>
+        </w:rPr>
+        <w:t>Beutel</w:t>
+      </w:r>
+      <w:proofErr w:type="spellEnd"/>
+      <w:r>
+        <w:rPr>
+          <w:rFonts w:ascii="Calibri" w:eastAsia="Calibri" w:hAnsi="Calibri" w:cs="Calibri"/>
+          <w:sz w:val="22"/>
+          <w:szCs w:val="22"/>
+        </w:rPr>
+        <w:t>, A. “The</w:t>
+      </w:r>
+      <w:r>
+        <w:rPr>
+          <w:rFonts w:ascii="Calibri" w:eastAsia="Calibri" w:hAnsi="Calibri" w:cs="Calibri"/>
+          <w:sz w:val="22"/>
+          <w:szCs w:val="22"/>
+        </w:rPr>
+        <w:t xml:space="preserve"> Instruction Hierarchy: Training LLMs to Prioritize Privileged Instructions.” arXiv:2404.13208.</w:t>
+      </w:r>
+    </w:p>
+    <w:p>
+      <w:pPr>
+        <w:spacing w:after="200" w:line="276" w:lineRule="auto"/>
+      </w:pPr>
+      <w:r>
+        <w:rPr>
+          <w:rFonts w:ascii="Calibri" w:eastAsia="Calibri" w:hAnsi="Calibri" w:cs="Calibri"/>
+          <w:sz w:val="22"/>
+          <w:szCs w:val="22"/>
+        </w:rPr>
         <w:lastRenderedPageBreak/>
-        <w:t xml:space="preserve">[21] Wallace, E., Xiao, K., </w:t>
-      </w:r>
-      <w:proofErr w:type="spellStart"/>
-      <w:r>
-        <w:rPr>
-          <w:rFonts w:ascii="Calibri" w:eastAsia="Calibri" w:hAnsi="Calibri" w:cs="Calibri"/>
-          <w:sz w:val="22"/>
-          <w:szCs w:val="22"/>
-        </w:rPr>
-        <w:t>Leike</w:t>
-      </w:r>
-      <w:proofErr w:type="spellEnd"/>
-      <w:r>
-        <w:rPr>
-          <w:rFonts w:ascii="Calibri" w:eastAsia="Calibri" w:hAnsi="Calibri" w:cs="Calibri"/>
-          <w:sz w:val="22"/>
-          <w:szCs w:val="22"/>
-        </w:rPr>
-        <w:t xml:space="preserve">, R., </w:t>
-      </w:r>
-      <w:proofErr w:type="spellStart"/>
-      <w:r>
-        <w:rPr>
-          <w:rFonts w:ascii="Calibri" w:eastAsia="Calibri" w:hAnsi="Calibri" w:cs="Calibri"/>
-          <w:sz w:val="22"/>
-          <w:szCs w:val="22"/>
-        </w:rPr>
-        <w:t>Weng</w:t>
-      </w:r>
-      <w:proofErr w:type="spellEnd"/>
-      <w:r>
-        <w:rPr>
-          <w:rFonts w:ascii="Calibri" w:eastAsia="Calibri" w:hAnsi="Calibri" w:cs="Calibri"/>
-          <w:sz w:val="22"/>
-          <w:szCs w:val="22"/>
-        </w:rPr>
-        <w:t xml:space="preserve">, L., </w:t>
-      </w:r>
-      <w:proofErr w:type="spellStart"/>
-      <w:r>
-        <w:rPr>
-          <w:rFonts w:ascii="Calibri" w:eastAsia="Calibri" w:hAnsi="Calibri" w:cs="Calibri"/>
-          <w:sz w:val="22"/>
-          <w:szCs w:val="22"/>
-        </w:rPr>
-        <w:t>Heidecke</w:t>
-      </w:r>
-      <w:proofErr w:type="spellEnd"/>
-      <w:r>
-        <w:rPr>
-          <w:rFonts w:ascii="Calibri" w:eastAsia="Calibri" w:hAnsi="Calibri" w:cs="Calibri"/>
-          <w:sz w:val="22"/>
-          <w:szCs w:val="22"/>
-        </w:rPr>
-        <w:t xml:space="preserve">, J., </w:t>
-      </w:r>
-      <w:proofErr w:type="spellStart"/>
-      <w:r>
-        <w:rPr>
-          <w:rFonts w:ascii="Calibri" w:eastAsia="Calibri" w:hAnsi="Calibri" w:cs="Calibri"/>
-          <w:sz w:val="22"/>
-          <w:szCs w:val="22"/>
-        </w:rPr>
-        <w:t>Beutel</w:t>
-      </w:r>
-      <w:proofErr w:type="spellEnd"/>
-      <w:r>
-        <w:rPr>
-          <w:rFonts w:ascii="Calibri" w:eastAsia="Calibri" w:hAnsi="Calibri" w:cs="Calibri"/>
-          <w:sz w:val="22"/>
-          <w:szCs w:val="22"/>
-        </w:rPr>
-        <w:t>, A. “The</w:t>
-      </w:r>
-      <w:r>
-        <w:rPr>
-          <w:rFonts w:ascii="Calibri" w:eastAsia="Calibri" w:hAnsi="Calibri" w:cs="Calibri"/>
-          <w:sz w:val="22"/>
-          <w:szCs w:val="22"/>
-        </w:rPr>
-        <w:t xml:space="preserve"> Instruction Hierarchy: Training LLMs to Prioritize Privileged Instructions.” arXiv:2404.13208.</w:t>
-      </w:r>
-    </w:p>
-    <w:p>
-      <w:pPr>
-        <w:spacing w:after="200" w:line="276" w:lineRule="auto"/>
-      </w:pPr>
-      <w:r>
-        <w:rPr>
-          <w:rFonts w:ascii="Calibri" w:eastAsia="Calibri" w:hAnsi="Calibri" w:cs="Calibri"/>
-          <w:sz w:val="22"/>
-          <w:szCs w:val="22"/>
-        </w:rPr>
         <w:t xml:space="preserve">[22] Piet, J., </w:t>
       </w:r>
       <w:proofErr w:type="spellStart"/>
@@ -5636,10 +5651,10 @@
 <file path=word/numbering.xml><?xml version="1.0" encoding="utf-8"?>
 <w:numbering xmlns:wpc="http://schemas.microsoft.com/office/word/2010/wordprocessingCanvas" xmlns:cx="http://schemas.microsoft.com/office/drawing/2014/chartex" xmlns:mc="http://schemas.openxmlformats.org/markup-compatibility/2006" xmlns:o="urn:schemas-microsoft-com:office:office" xmlns:r="http://schemas.openxmlformats.org/officeDocument/2006/relationships" xmlns:m="http://schemas.openxmlformats.org/officeDocument/2006/math" xmlns:v="urn:schemas-microsoft-com:vml" xmlns:wp14="http://schemas.microsoft.com/office/word/2010/wordprocessingDrawing" xmlns:wp="http://schemas.openxmlformats.org/drawingml/2006/wordprocessingDrawing" xmlns:w10="urn:schemas-microsoft-com:office:word" xmlns:w="http://schemas.openxmlformats.org/wordprocessingml/2006/main" xmlns:w14="http://schemas.microsoft.com/office/word/2010/wordml" xmlns:w15="http://schemas.microsoft.com/office/word/2012/wordml" xmlns:w16se="http://schemas.microsoft.com/office/word/2015/wordml/symex" xmlns:wpg="http://schemas.microsoft.com/office/word/2010/wordprocessingGroup" xmlns:wpi="http://schemas.microsoft.com/office/word/2010/wordprocessingInk" xmlns:wne="http://schemas.microsoft.com/office/word/2006/wordml" xmlns:wps="http://schemas.microsoft.com/office/word/2010/wordprocessingShape" mc:Ignorable="w14 w15 w16se wp14">
   <w:abstractNum w:abstractNumId="0" w15:restartNumberingAfterBreak="0">
-    <w:nsid w:val="19284A1B"/>
+    <w:nsid w:val="6AB32B06"/>
     <w:multiLevelType w:val="hybridMultilevel"/>
-    <w:tmpl w:val="541649BE"/>
-    <w:lvl w:ilvl="0" w:tplc="81AAF46C">
+    <w:tmpl w:val="74625A4A"/>
+    <w:lvl w:ilvl="0" w:tplc="3F0C3E10">
       <w:start w:val="1"/>
       <w:numFmt w:val="bullet"/>
       <w:lvlText w:val="●"/>
@@ -5648,7 +5663,7 @@
         <w:ind w:left="720" w:hanging="360"/>
       </w:pPr>
     </w:lvl>
-    <w:lvl w:ilvl="1" w:tplc="91DAF79C">
+    <w:lvl w:ilvl="1" w:tplc="7E96E13E">
       <w:start w:val="1"/>
       <w:numFmt w:val="bullet"/>
       <w:lvlText w:val="○"/>
@@ -5657,7 +5672,7 @@
         <w:ind w:left="1440" w:hanging="360"/>
       </w:pPr>
     </w:lvl>
-    <w:lvl w:ilvl="2" w:tplc="E782EEFE">
+    <w:lvl w:ilvl="2" w:tplc="870ECF16">
       <w:start w:val="1"/>
       <w:numFmt w:val="bullet"/>
       <w:lvlText w:val="■"/>
@@ -5666,7 +5681,7 @@
         <w:ind w:left="2160" w:hanging="360"/>
       </w:pPr>
     </w:lvl>
-    <w:lvl w:ilvl="3" w:tplc="1896A49C">
+    <w:lvl w:ilvl="3" w:tplc="301AB408">
       <w:start w:val="1"/>
       <w:numFmt w:val="bullet"/>
       <w:lvlText w:val="●"/>
@@ -5675,7 +5690,7 @@
         <w:ind w:left="2880" w:hanging="360"/>
       </w:pPr>
     </w:lvl>
-    <w:lvl w:ilvl="4" w:tplc="6B3C64BA">
+    <w:lvl w:ilvl="4" w:tplc="2F44B6C4">
       <w:start w:val="1"/>
       <w:numFmt w:val="bullet"/>
       <w:lvlText w:val="○"/>
@@ -5684,7 +5699,7 @@
         <w:ind w:left="3600" w:hanging="360"/>
       </w:pPr>
     </w:lvl>
-    <w:lvl w:ilvl="5" w:tplc="C6787BC8">
+    <w:lvl w:ilvl="5" w:tplc="282C6C84">
       <w:start w:val="1"/>
       <w:numFmt w:val="bullet"/>
       <w:lvlText w:val="■"/>
@@ -5693,7 +5708,7 @@
         <w:ind w:left="4320" w:hanging="360"/>
       </w:pPr>
     </w:lvl>
-    <w:lvl w:ilvl="6" w:tplc="077C98B0">
+    <w:lvl w:ilvl="6" w:tplc="78E8D4D8">
       <w:start w:val="1"/>
       <w:numFmt w:val="bullet"/>
       <w:lvlText w:val="●"/>
@@ -5702,7 +5717,7 @@
         <w:ind w:left="5040" w:hanging="360"/>
       </w:pPr>
     </w:lvl>
-    <w:lvl w:ilvl="7" w:tplc="03BEE12C">
+    <w:lvl w:ilvl="7" w:tplc="EDC08098">
       <w:start w:val="1"/>
       <w:numFmt w:val="bullet"/>
       <w:lvlText w:val="●"/>
@@ -5711,7 +5726,7 @@
         <w:ind w:left="5760" w:hanging="360"/>
       </w:pPr>
     </w:lvl>
-    <w:lvl w:ilvl="8" w:tplc="F586D79A">
+    <w:lvl w:ilvl="8" w:tplc="CCE28644">
       <w:start w:val="1"/>
       <w:numFmt w:val="bullet"/>
       <w:lvlText w:val="●"/>
